--- a/landing-page/program-detail/rushford-business-school/msc/09-msc-in-business-management.docx
+++ b/landing-page/program-detail/rushford-business-school/msc/09-msc-in-business-management.docx
@@ -54,7 +54,7 @@
         <w:rPr>
           <w:sz w:val="22"/>
         </w:rPr>
-        <w:t>Some careers need a specialization. Most need the full management picture, held by someone who can act on it. This 12-month online MSc from Rushford Business School builds that picture, and you complete it from the UAE without leaving work.</w:t>
+        <w:t>Some careers need a specialisation. Most need the full management picture, held by someone who can act on it. This 12-month online MSc from Rushford Business School builds that picture, and you complete it from the UAE without leaving work.</w:t>
       </w:r>
     </w:p>
     <w:p>
@@ -336,7 +336,7 @@
     </w:p>
     <w:p>
       <w:r>
-        <w:t>This is the generalist's MSc: five core management courses, then ten specialization courses that run across the full management map, from operations and finance to people and markets, taught with the research discipline a Master of Science implies. It suits professionals moving toward general management, consultants who need the breadth to roam across functions, and graduates deciding that breadth is their advantage.</w:t>
+        <w:t>This is the generalist's MSc: five core management courses, then ten specialisation courses that run across the full management map, from operations and finance to people and markets, taught with the research discipline a Master of Science implies. It suits professionals moving toward general management, consultants who need the breadth to roam across functions, and graduates deciding that breadth is their advantage.</w:t>
       </w:r>
     </w:p>
     <w:p>
@@ -375,7 +375,7 @@
     </w:p>
     <w:p>
       <w:r>
-        <w:t>Ten specialization courses across the management map. General managers run companies; this is the syllabus for becoming one.</w:t>
+        <w:t>Ten specialisation courses across the management map. General managers run companies; this is the syllabus for becoming one.</w:t>
       </w:r>
     </w:p>
     <w:p>
@@ -682,7 +682,7 @@
         <w:pStyle w:val="ListBullet"/>
       </w:pPr>
       <w:r>
-        <w:t>Ten specialization courses across the management map, from operations and finance to people, markets, and strategy</w:t>
+        <w:t>Ten specialisation courses across the management map, from operations and finance to people, markets, and strategy</w:t>
       </w:r>
     </w:p>
     <w:p>
@@ -985,7 +985,7 @@
     </w:p>
     <w:p>
       <w:r>
-        <w:t>Taggd's 2026 GCC study reports nine in ten employers struggling to find qualified candidates, and a completed MSc is the simplest proof in the room.</w:t>
+        <w:t>Across the Gulf, employers keep reporting shortages of qualified candidates, and a completed MSc is the simplest proof in the room.</w:t>
       </w:r>
     </w:p>
     <w:p>

--- a/landing-page/program-detail/rushford-business-school/msc/09-msc-in-business-management.docx
+++ b/landing-page/program-detail/rushford-business-school/msc/09-msc-in-business-management.docx
@@ -38,7 +38,7 @@
         <w:t xml:space="preserve">Meta Description: </w:t>
       </w:r>
       <w:r>
-        <w:t>12-month online MSc in Business Management from Rushford Business School. 60 ECTS, 15 courses, asynchronous study, AED instalments. Enquire now.</w:t>
+        <w:t>12-month online MSc in Business Management from Rushford Business School. 60 ECTS, 15 courses, asynchronous study, AED installments. Enquire now.</w:t>
       </w:r>
     </w:p>
     <w:p>
@@ -54,7 +54,7 @@
         <w:rPr>
           <w:sz w:val="22"/>
         </w:rPr>
-        <w:t>Some careers need a specialisation. Most need the full management picture, held by someone who can act on it. This 12-month online MSc from Rushford Business School builds that picture, and you complete it from the UAE without leaving work.</w:t>
+        <w:t>Some careers need a specialization. Most need the full management picture, held by someone who can act on it. This 12-month online MSc from Rushford Business School builds that picture, and you complete it from the UAE without leaving work.</w:t>
       </w:r>
     </w:p>
     <w:p>
@@ -126,7 +126,7 @@
         <w:pStyle w:val="Heading2"/>
       </w:pPr>
       <w:r>
-        <w:t>Programme at a Glance</w:t>
+        <w:t>Program At A Glance</w:t>
       </w:r>
     </w:p>
     <w:tbl>
@@ -331,17 +331,17 @@
         <w:pStyle w:val="Heading2"/>
       </w:pPr>
       <w:r>
-        <w:t>Programme Overview</w:t>
+        <w:t>Program Overview</w:t>
       </w:r>
     </w:p>
     <w:p>
       <w:r>
-        <w:t>This is the generalist's MSc: five core management courses, then ten specialisation courses that run across the full management map, from operations and finance to people and markets, taught with the research discipline a Master of Science implies. It suits professionals moving toward general management, consultants who need the breadth to roam across functions, and graduates deciding that breadth is their advantage.</w:t>
+        <w:t>This is the generalist's MSc: five core management courses, then ten specialization courses that run across the full management map, from operations and finance to people and markets, taught with the research discipline a Master of Science implies. It suits professionals moving toward general management, consultants who need the breadth to roam across functions, and graduates deciding that breadth is their advantage.</w:t>
       </w:r>
     </w:p>
     <w:p>
       <w:r>
-        <w:t>The degree runs asynchronously on the e-Campus across twelve months. Fifteen courses of four ECTS each, no residency, no campus attendance, and the salary keeps arriving through all of it, which matters more than it sounds.</w:t>
+        <w:t>The degree runs asynchronously on the e-Campus across 12 months. 15 courses of 4 ECTS each, no residency, no campus attendance, and the salary keeps arriving through all of it, which matters more than it sounds.</w:t>
       </w:r>
     </w:p>
     <w:p>
@@ -349,7 +349,7 @@
         <w:pStyle w:val="Heading2"/>
       </w:pPr>
       <w:r>
-        <w:t>Why Choose This Programme</w:t>
+        <w:t>Why Choose This Program</w:t>
       </w:r>
     </w:p>
     <w:p>
@@ -357,12 +357,12 @@
         <w:rPr>
           <w:b/>
         </w:rPr>
-        <w:t>Twelve months to a Swiss MSc</w:t>
+        <w:t>12 months to a Swiss MSc</w:t>
       </w:r>
     </w:p>
     <w:p>
       <w:r>
-        <w:t>Sixty ECTS in a year, for people whose next role is coming whether they are ready or not.</w:t>
+        <w:t>60 ECTS in 1 year, for people whose next role is coming whether they are ready or not.</w:t>
       </w:r>
     </w:p>
     <w:p>
@@ -375,7 +375,7 @@
     </w:p>
     <w:p>
       <w:r>
-        <w:t>Ten specialisation courses across the management map. General managers run companies; this is the syllabus for becoming one.</w:t>
+        <w:t>Ten specialization courses across the management map. General managers run companies; this is the syllabus for becoming one.</w:t>
       </w:r>
     </w:p>
     <w:p>
@@ -409,7 +409,7 @@
         <w:rPr>
           <w:b/>
         </w:rPr>
-        <w:t>Instalments in dirhams</w:t>
+        <w:t>Installments in dirhams</w:t>
       </w:r>
     </w:p>
     <w:p>
@@ -558,7 +558,7 @@
         <w:pStyle w:val="ListBullet"/>
       </w:pPr>
       <w:r>
-        <w:t>Programme Manager</w:t>
+        <w:t>Program Manager</w:t>
       </w:r>
     </w:p>
     <w:p>
@@ -606,7 +606,7 @@
         <w:pStyle w:val="Heading2"/>
       </w:pPr>
       <w:r>
-        <w:t>Programme Structure</w:t>
+        <w:t>Program Structure</w:t>
       </w:r>
     </w:p>
     <w:p>
@@ -616,7 +616,7 @@
     </w:p>
     <w:p>
       <w:r>
-        <w:t>Three blocks across fifteen courses: core management, the business management foundation, and the leadership and research block.</w:t>
+        <w:t>Three blocks across 15 courses: core management, the business management foundation, and the leadership and research block.</w:t>
       </w:r>
     </w:p>
     <w:p>
@@ -649,7 +649,7 @@
         <w:pStyle w:val="ListBullet"/>
       </w:pPr>
       <w:r>
-        <w:t>Organisational Behaviour</w:t>
+        <w:t>Organisational Behavior</w:t>
       </w:r>
     </w:p>
     <w:p>
@@ -682,7 +682,7 @@
         <w:pStyle w:val="ListBullet"/>
       </w:pPr>
       <w:r>
-        <w:t>Ten specialisation courses across the management map, from operations and finance to people, markets, and strategy</w:t>
+        <w:t>Ten specialization courses across the management map, from operations and finance to people, markets, and strategy</w:t>
       </w:r>
     </w:p>
     <w:p>
@@ -851,7 +851,7 @@
                 <w:b/>
                 <w:sz w:val="20"/>
               </w:rPr>
-              <w:t>Affordable instalments</w:t>
+              <w:t>Affordable installments</w:t>
             </w:r>
           </w:p>
         </w:tc>
@@ -922,7 +922,7 @@
               <w:rPr>
                 <w:sz w:val="20"/>
               </w:rPr>
-              <w:t>Enrolment done with you, one step at a time</w:t>
+              <w:t>Enrollment done with you, one step at a time</w:t>
             </w:r>
           </w:p>
         </w:tc>
@@ -980,7 +980,7 @@
         <w:rPr>
           <w:b/>
         </w:rPr>
-        <w:t>The skills gap favours credentialed candidates</w:t>
+        <w:t>The skills gap favors credentialed candidates</w:t>
       </w:r>
     </w:p>
     <w:p>
@@ -993,12 +993,12 @@
         <w:rPr>
           <w:b/>
         </w:rPr>
-        <w:t>Twelve months suits promotion windows</w:t>
+        <w:t>12 months suits promotion windows</w:t>
       </w:r>
     </w:p>
     <w:p>
       <w:r>
-        <w:t>Appraisal cycles and posting windows do not wait for two-year degrees. One year, asynchronous, keeps you in time.</w:t>
+        <w:t>Appraisal cycles and posting windows do not wait for two-year degrees. 1 year, asynchronous, keeps you in time.</w:t>
       </w:r>
     </w:p>
     <w:p>
@@ -1115,7 +1115,7 @@
                 <w:b/>
                 <w:sz w:val="20"/>
               </w:rPr>
-              <w:t>Monthly Instalments</w:t>
+              <w:t>Monthly Installments</w:t>
             </w:r>
           </w:p>
         </w:tc>
@@ -1200,7 +1200,7 @@
         <w:t xml:space="preserve">Request the fee structure: </w:t>
       </w:r>
       <w:r>
-        <w:t>Fees depend on the intake and the ECTS version selected, so no fixed figure sits here. Admissions sends a personal breakdown on request, free and without obligation. Across our Master's programmes, totals usually land between AED 16,000 and 40,000.</w:t>
+        <w:t>Fees depend on the intake and the ECTS version selected, so no fixed figure sits here. Admissions sends a personal breakdown on request, free and without obligation. Across our Master's programs, totals usually land between AED 16,000 and 40,000.</w:t>
       </w:r>
     </w:p>
     <w:sectPr>
